--- a/testakten/startup-gruender-schnittflug-berlin/31_Gesellschaftervereinbarung_DE_20260926.docx
+++ b/testakten/startup-gruender-schnittflug-berlin/31_Gesellschaftervereinbarung_DE_20260926.docx
@@ -143,17 +143,17 @@
     </w:p>
     <w:p>
       <w:r>
-        <w:t>6.1 Beabsichtigt ein Gesellschafter nach der Gründung die Veräußerung eines Geschäftsanteils an einen Dritten, teilt er den anderen Parteien den Anteil, den vorgesehenen Erwerber, den Preis und sämtliche wesentlichen Nebenbedingungen in Textform mit. Er räumt ihnen ein Vorerwerbsrecht zu wirtschaftlich gleichen Bedingungen im Verhältnis ihrer Beteiligungen ein.</w:t>
+        <w:t>6.1 Beabsichtigt ein Gesellschafter nach der Gründung die Veräußerung eines Geschäftsanteils an einen Dritten, teilt er den anderen Parteien den Anteil, den vorgesehenen Erwerber, den Preis und sämtliche wesentlichen Nebenbedingungen in Textform mit. Er räumt ihnen ein Vorerwerbsrecht für den gesamten angebotenen Geschäftsanteil zu wirtschaftlich gleichen Bedingungen ein. Der Verkäufer muss eine bloße Teilübernahme nicht hinnehmen.</w:t>
       </w:r>
     </w:p>
     <w:p>
       <w:r>
-        <w:t>6.2 Das Vorerwerbsrecht ist innerhalb von vier Wochen nach Zugang einer vollständigen Mitteilung auszuüben. Erklären mehrere Berechtigte die Ausübung, werden nicht auf volle Euro teilbare Restbeträge einvernehmlich zugeteilt; ohne Einigung erfolgt eine notarielle Abstimmung vor jeder Übertragung. Eine bloße Absichtserklärung ersetzt keinen formgerechten Anteilskauf.</w:t>
+        <w:t>6.2 Ein oder mehrere Berechtigte können das Recht innerhalb von vier Wochen nach Zugang einer vollständigen Mitteilung ausüben. Bis zum Fristablauf müssen verbindliche, miteinander übereinstimmende Erklärungen vorliegen, die den gesamten angebotenen Nennbetrag bestimmten Erwerbern in vollen Euro-Nennbeträgen zuordnen. Die Erwerber können diese Zuteilung untereinander frei vereinbaren. Niemand ist verpflichtet, sich an der Übernahme zu beteiligen oder einen höheren als den von ihm erklärten Nennbetrag zu übernehmen. Fehlt eine vollständige und widerspruchsfreie Zuordnung, gilt das Vorerwerbsrecht insgesamt als nicht ausgeübt. Die formgerechte Durchführung einschließlich einer nötigen Anteilsteilung bleibt erforderlich.</w:t>
       </w:r>
     </w:p>
     <w:p>
       <w:r>
-        <w:t>6.3 Nach fruchtlosem Fristablauf darf der angebotene Anteil innerhalb von drei Monaten zu keinen günstigeren Bedingungen an den benannten Dritten verkauft werden. Andernfalls ist erneut anzubieten. Die nach der Satzung erforderliche Zustimmung bleibt notwendig.</w:t>
+        <w:t>6.3 Wird das Vorerwerbsrecht nach Nummer 6.2 nicht wirksam ausgeübt, darf der angebotene Anteil innerhalb von drei Monaten nach Fristablauf zu keinen günstigeren Bedingungen an den benannten Dritten verkauft werden. Andernfalls ist erneut anzubieten. Die nach der Satzung erforderliche Zustimmung bleibt notwendig. Eine bloße Ausübungserklärung ersetzt keinen Anteilskauf in der gesetzlich erforderlichen Form.</w:t>
       </w:r>
     </w:p>
     <w:p>
@@ -235,7 +235,7 @@
     </w:p>
     <w:p>
       <w:r>
-        <w:t>10.2 Gesetzliche Fristen und eiliger gerichtlicher Rechtsschutz werden durch das Gesprächsverfahren nicht gehemmt. Weder Schweigen noch Nichtteilnahme gelten als Zustimmung. Eine zwangsweise Anteilsübertragung als automatische Folge des Scheiterns wird nicht vereinbart.</w:t>
+        <w:t>10.2 Beschlussanfechtungs- und Ausschlussfristen werden durch das Gesprächsverfahren nicht verlängert. Gesetzliche Vorschriften über die Hemmung der Verjährung, insbesondere § 203 BGB, bleiben unberührt. Eiliger gerichtlicher Rechtsschutz bleibt jederzeit zulässig. Weder Schweigen noch Nichtteilnahme gelten als Zustimmung. Eine zwangsweise Anteilsübertragung als automatische Folge des Scheiterns wird nicht vereinbart.</w:t>
       </w:r>
     </w:p>
     <w:p>
@@ -667,7 +667,7 @@
     <w:rsid w:val="00FC693F"/>
     <w:pPr>
       <w:widowControl/>
-      <w:spacing w:line="254" w:lineRule="auto" w:after="80"/>
+      <w:spacing w:line="276" w:lineRule="auto" w:after="120"/>
     </w:pPr>
     <w:rPr>
       <w:rFonts w:ascii="Times New Roman" w:hAnsi="Times New Roman"/>
